--- a/campaigns/WF-35-customer-replied.docx
+++ b/campaigns/WF-35-customer-replied.docx
@@ -84,7 +84,7 @@
         <w:t xml:space="preserve"> </w:t>
       </w:r>
       <w:r>
-        <w:t xml:space="preserve">LIVE, with two known issues and one unverified setting. See the foot of this file.</w:t>
+        <w:t xml:space="preserve">LIVE and fully verified Aug 4, 2026. Two known cosmetic issues remain, see the foot of this file.</w:t>
       </w:r>
     </w:p>
     <w:p>
@@ -849,29 +849,13 @@
           <w:b/>
           <w:bCs/>
         </w:rPr>
-        <w:t xml:space="preserve">3. UNVERIFIED: Allow Re-Entry.</w:t>
-      </w:r>
-      <w:r>
-        <w:t xml:space="preserve"> </w:t>
-      </w:r>
-      <w:r>
-        <w:t xml:space="preserve">The second-reply test was not run. If the setting is off,</w:t>
-      </w:r>
-      <w:r>
-        <w:t xml:space="preserve"> </w:t>
-      </w:r>
-      <w:r>
-        <w:rPr>
-          <w:b/>
-          <w:bCs/>
-        </w:rPr>
-        <w:t xml:space="preserve">only a contact’s first ever reply notifies anyone</w:t>
-      </w:r>
-      <w:r>
-        <w:t xml:space="preserve"> </w:t>
-      </w:r>
-      <w:r>
-        <w:t xml:space="preserve">and every reply after it is silent, with the workflow appearing to work correctly. Run this before trusting the workflow: reply twice from the same contact with different markers and confirm two notifications arrive.</w:t>
+        <w:t xml:space="preserve">3. RESOLVED Aug 4: Allow Re-Entry is ON.</w:t>
+      </w:r>
+      <w:r>
+        <w:t xml:space="preserve"> </w:t>
+      </w:r>
+      <w:r>
+        <w:t xml:space="preserve">Verified by replying twice from the same contact with different markers. Both produced their own enrollment row and their own notification. Had it been off, only a contact’s first ever reply would notify anyone, with the workflow appearing to work correctly.</w:t>
       </w:r>
     </w:p>
     <w:p>
@@ -1063,7 +1047,7 @@
               <w:pStyle w:val="Compact"/>
             </w:pPr>
             <w:r>
-              <w:t xml:space="preserve">pending</w:t>
+              <w:t xml:space="preserve">Aug 4, 7:01 AM</w:t>
             </w:r>
           </w:p>
         </w:tc>
@@ -1074,7 +1058,7 @@
               <w:pStyle w:val="Compact"/>
             </w:pPr>
             <w:r>
-              <w:t xml:space="preserve">Second reply from the same contact</w:t>
+              <w:t xml:space="preserve">Reply from the contact’s own Gmail</w:t>
             </w:r>
           </w:p>
         </w:tc>
@@ -1085,17 +1069,88 @@
               <w:pStyle w:val="Compact"/>
             </w:pPr>
             <w:r>
+              <w:t xml:space="preserve">Enrolled 7:13:31,</w:t>
+            </w:r>
+            <w:r>
+              <w:t xml:space="preserve"> </w:t>
+            </w:r>
+            <w:r>
+              <w:rPr>
+                <w:rStyle w:val="VerbatimChar"/>
+              </w:rPr>
+              <w:t xml:space="preserve">Notify Scott, No Owner</w:t>
+            </w:r>
+            <w:r>
+              <w:t xml:space="preserve">, Finished. Notification carried</w:t>
+            </w:r>
+            <w:r>
+              <w:t xml:space="preserve"> </w:t>
+            </w:r>
+            <w:r>
+              <w:rPr>
+                <w:rStyle w:val="VerbatimChar"/>
+              </w:rPr>
+              <w:t xml:space="preserve">ORANGE-SEVEN</w:t>
+            </w:r>
+            <w:r>
+              <w:t xml:space="preserve">.</w:t>
+            </w:r>
+          </w:p>
+        </w:tc>
+      </w:tr>
+      <w:tr>
+        <w:tc>
+          <w:tcPr/>
+          <w:p>
+            <w:pPr>
+              <w:pStyle w:val="Compact"/>
+            </w:pPr>
+            <w:r>
+              <w:t xml:space="preserve">Aug 4, ~7:20 AM</w:t>
+            </w:r>
+          </w:p>
+        </w:tc>
+        <w:tc>
+          <w:tcPr/>
+          <w:p>
+            <w:pPr>
+              <w:pStyle w:val="Compact"/>
+            </w:pPr>
+            <w:r>
+              <w:t xml:space="preserve">Second reply, same contact, same thread</w:t>
+            </w:r>
+          </w:p>
+        </w:tc>
+        <w:tc>
+          <w:tcPr/>
+          <w:p>
+            <w:pPr>
+              <w:pStyle w:val="Compact"/>
+            </w:pPr>
+            <w:r>
+              <w:t xml:space="preserve">Second enrollment, second notification carrying</w:t>
+            </w:r>
+            <w:r>
+              <w:t xml:space="preserve"> </w:t>
+            </w:r>
+            <w:r>
+              <w:rPr>
+                <w:rStyle w:val="VerbatimChar"/>
+              </w:rPr>
+              <w:t xml:space="preserve">BLUE-TWELVE</w:t>
+            </w:r>
+            <w:r>
+              <w:t xml:space="preserve">.</w:t>
+            </w:r>
+            <w:r>
+              <w:t xml:space="preserve"> </w:t>
+            </w:r>
+            <w:r>
               <w:rPr>
                 <w:b/>
                 <w:bCs/>
               </w:rPr>
-              <w:t xml:space="preserve">NOT RUN.</w:t>
-            </w:r>
-            <w:r>
-              <w:t xml:space="preserve"> </w:t>
-            </w:r>
-            <w:r>
-              <w:t xml:space="preserve">This is what verifies Allow Re-Entry.</w:t>
+              <w:t xml:space="preserve">Allow Re-Entry confirmed.</w:t>
             </w:r>
           </w:p>
         </w:tc>
@@ -1110,10 +1165,221 @@
           <w:b/>
           <w:bCs/>
         </w:rPr>
-        <w:t xml:space="preserve">Both notifications now fire on every reply</w:t>
-      </w:r>
-      <w:r>
-        <w:t xml:space="preserve">, the bare built-in one and this one. Leave the duplication in place until WF-35 has been proven across several real replies. The built-in Conversation Notification can be turned off after that.</w:t>
+        <w:t xml:space="preserve">Two false alarms during testing, both worth knowing about because both looked like workflow failures and neither was.</w:t>
+      </w:r>
+    </w:p>
+    <w:p>
+      <w:pPr>
+        <w:pStyle w:val="BodyText"/>
+      </w:pPr>
+      <w:r>
+        <w:rPr>
+          <w:b/>
+          <w:bCs/>
+        </w:rPr>
+        <w:t xml:space="preserve">The workflow appeared not to fire, and had.</w:t>
+      </w:r>
+      <w:r>
+        <w:t xml:space="preserve"> </w:t>
+      </w:r>
+      <w:r>
+        <w:t xml:space="preserve">The inbox was checked at 7:12 and the enrollment ran at 7:13:31. GHL’s inbound processing carried a</w:t>
+      </w:r>
+      <w:r>
+        <w:t xml:space="preserve"> </w:t>
+      </w:r>
+      <w:r>
+        <w:rPr>
+          <w:b/>
+          <w:bCs/>
+        </w:rPr>
+        <w:t xml:space="preserve">12-minute lag</w:t>
+      </w:r>
+      <w:r>
+        <w:t xml:space="preserve"> </w:t>
+      </w:r>
+      <w:r>
+        <w:t xml:space="preserve">between the reply being sent and the trigger firing, so the built-in notification arrived first and looked like the only one. The second round had no such lag, both landing at 7:21, so 12 minutes is an outlier rather than a floor. Wait a full fifteen minutes before concluding a reply did not register.</w:t>
+      </w:r>
+    </w:p>
+    <w:p>
+      <w:pPr>
+        <w:pStyle w:val="BodyText"/>
+      </w:pPr>
+      <w:r>
+        <w:rPr>
+          <w:b/>
+          <w:bCs/>
+        </w:rPr>
+        <w:t xml:space="preserve">GHL tagged the inbound reply</w:t>
+      </w:r>
+      <w:r>
+        <w:rPr>
+          <w:b/>
+          <w:bCs/>
+        </w:rPr>
+        <w:t xml:space="preserve"> </w:t>
+      </w:r>
+      <w:r>
+        <w:rPr>
+          <w:rStyle w:val="VerbatimChar"/>
+          <w:b/>
+          <w:bCs/>
+        </w:rPr>
+        <w:t xml:space="preserve">FORWARDED EMAIL</w:t>
+      </w:r>
+      <w:r>
+        <w:rPr>
+          <w:b/>
+          <w:bCs/>
+        </w:rPr>
+        <w:t xml:space="preserve"> </w:t>
+      </w:r>
+      <w:r>
+        <w:rPr>
+          <w:b/>
+          <w:bCs/>
+        </w:rPr>
+        <w:t xml:space="preserve">and it made no difference.</w:t>
+      </w:r>
+      <w:r>
+        <w:t xml:space="preserve"> </w:t>
+      </w:r>
+      <w:r>
+        <w:t xml:space="preserve">The enrollment reason still reads</w:t>
+      </w:r>
+      <w:r>
+        <w:t xml:space="preserve"> </w:t>
+      </w:r>
+      <w:r>
+        <w:t xml:space="preserve">“customer Replied”</w:t>
+      </w:r>
+      <w:r>
+        <w:t xml:space="preserve">. The display classification and the trigger classification are separate; do not chase that tag as a cause.</w:t>
+      </w:r>
+    </w:p>
+    <w:p>
+      <w:pPr>
+        <w:pStyle w:val="BodyText"/>
+      </w:pPr>
+      <w:r>
+        <w:rPr>
+          <w:b/>
+          <w:bCs/>
+        </w:rPr>
+        <w:t xml:space="preserve">A third false alarm came from the test setup, not the system.</w:t>
+      </w:r>
+      <w:r>
+        <w:t xml:space="preserve"> </w:t>
+      </w:r>
+      <w:r>
+        <w:t xml:space="preserve">A first attempt used a mistyped Gmail address, which hard-bounced, so nothing was ever received and the</w:t>
+      </w:r>
+      <w:r>
+        <w:t xml:space="preserve"> </w:t>
+      </w:r>
+      <w:r>
+        <w:t xml:space="preserve">“reply”</w:t>
+      </w:r>
+      <w:r>
+        <w:t xml:space="preserve"> </w:t>
+      </w:r>
+      <w:r>
+        <w:t xml:space="preserve">was actually a forward from Scott’s own mailbox. Always confirm the outbound email physically arrives before treating anything downstream as a result.</w:t>
+      </w:r>
+    </w:p>
+    <w:p>
+      <w:pPr>
+        <w:pStyle w:val="BodyText"/>
+      </w:pPr>
+      <w:r>
+        <w:rPr>
+          <w:b/>
+          <w:bCs/>
+        </w:rPr>
+        <w:t xml:space="preserve">On</w:t>
+      </w:r>
+      <w:r>
+        <w:rPr>
+          <w:b/>
+          <w:bCs/>
+        </w:rPr>
+        <w:t xml:space="preserve"> </w:t>
+      </w:r>
+      <w:r>
+        <w:rPr>
+          <w:rStyle w:val="VerbatimChar"/>
+          <w:b/>
+          <w:bCs/>
+        </w:rPr>
+        <w:t xml:space="preserve">{{message.body}}</w:t>
+      </w:r>
+      <w:r>
+        <w:rPr>
+          <w:b/>
+          <w:bCs/>
+        </w:rPr>
+        <w:t xml:space="preserve"> </w:t>
+      </w:r>
+      <w:r>
+        <w:rPr>
+          <w:b/>
+          <w:bCs/>
+        </w:rPr>
+        <w:t xml:space="preserve">noise:</w:t>
+      </w:r>
+      <w:r>
+        <w:t xml:space="preserve"> </w:t>
+      </w:r>
+      <w:r>
+        <w:t xml:space="preserve">the Aug 3 test arrived carrying a full corporate virus-and-confidentiality disclaimer; the Aug 4 tests from a plain Gmail account arrived clean. The field is only as noisy as the sender’s signature, and the metadata-above-message ordering is what makes the bad cases readable.</w:t>
+      </w:r>
+    </w:p>
+    <w:p>
+      <w:pPr>
+        <w:pStyle w:val="BodyText"/>
+      </w:pPr>
+      <w:r>
+        <w:rPr>
+          <w:b/>
+          <w:bCs/>
+        </w:rPr>
+        <w:t xml:space="preserve">Both notifications fire on every reply</w:t>
+      </w:r>
+      <w:r>
+        <w:t xml:space="preserve">, the bare built-in one and this one.</w:t>
+      </w:r>
+      <w:r>
+        <w:t xml:space="preserve"> </w:t>
+      </w:r>
+      <w:r>
+        <w:rPr>
+          <w:b/>
+          <w:bCs/>
+        </w:rPr>
+        <w:t xml:space="preserve">Recommended: switch the built-in from Email to In-App rather than disabling it.</w:t>
+      </w:r>
+      <w:r>
+        <w:t xml:space="preserve"> </w:t>
+      </w:r>
+      <w:r>
+        <w:t xml:space="preserve">WF-35 triggers on Customer Replied, and every test was a genuine reply to an outbound message. A</w:t>
+      </w:r>
+      <w:r>
+        <w:t xml:space="preserve"> </w:t>
+      </w:r>
+      <w:r>
+        <w:rPr>
+          <w:b/>
+          <w:bCs/>
+        </w:rPr>
+        <w:t xml:space="preserve">cold inbound from someone never emailed first is untested</w:t>
+      </w:r>
+      <w:r>
+        <w:t xml:space="preserve"> </w:t>
+      </w:r>
+      <w:r>
+        <w:t xml:space="preserve">and may not register as a reply. Keeping In-App on costs nothing, ends the inbox duplication, and leaves a bell that would catch anything WF-35 misses.</w:t>
       </w:r>
     </w:p>
     <w:bookmarkEnd w:id="15"/>

--- a/campaigns/WF-35-customer-replied.docx
+++ b/campaigns/WF-35-customer-replied.docx
@@ -332,6 +332,15 @@
         <w:rPr>
           <w:rStyle w:val="VerbatimChar"/>
         </w:rPr>
+        <w:t xml:space="preserve">Open the conversation to answer: {{contact.link}}</w:t>
+      </w:r>
+      <w:r>
+        <w:br/>
+      </w:r>
+      <w:r>
+        <w:rPr>
+          <w:rStyle w:val="VerbatimChar"/>
+        </w:rPr>
         <w:t xml:space="preserve">Replying to this notification does not reach them.</w:t>
       </w:r>
       <w:r>
@@ -357,6 +366,30 @@
           <w:rStyle w:val="VerbatimChar"/>
         </w:rPr>
         <w:t xml:space="preserve">{{message.body}}</w:t>
+      </w:r>
+    </w:p>
+    <w:p>
+      <w:pPr>
+        <w:pStyle w:val="FirstParagraph"/>
+      </w:pPr>
+      <w:r>
+        <w:rPr>
+          <w:b/>
+          <w:bCs/>
+        </w:rPr>
+        <w:t xml:space="preserve">The link sits directly above the warning on purpose.</w:t>
+      </w:r>
+      <w:r>
+        <w:t xml:space="preserve"> </w:t>
+      </w:r>
+      <w:r>
+        <w:t xml:space="preserve">“Replying does not reach them”</w:t>
+      </w:r>
+      <w:r>
+        <w:t xml:space="preserve"> </w:t>
+      </w:r>
+      <w:r>
+        <w:t xml:space="preserve">is a dead end on its own. With the link above it, the sentence says where to go instead of only what not to do.</w:t>
       </w:r>
     </w:p>
     <w:bookmarkEnd w:id="10"/>
@@ -676,7 +709,7 @@
           <w:b/>
           <w:bCs/>
         </w:rPr>
-        <w:t xml:space="preserve">GHL validates merge fields on save, and</w:t>
+        <w:t xml:space="preserve">GHL validates merge fields on save, and the editor is what breaks</w:t>
       </w:r>
       <w:r>
         <w:rPr>
@@ -698,45 +731,61 @@
           <w:b/>
           <w:bCs/>
         </w:rPr>
-        <w:t xml:space="preserve"> </w:t>
-      </w:r>
-      <w:r>
-        <w:rPr>
-          <w:b/>
-          <w:bCs/>
-        </w:rPr>
-        <w:t xml:space="preserve">fails validation.</w:t>
-      </w:r>
-      <w:r>
-        <w:t xml:space="preserve"> </w:t>
-      </w:r>
-      <w:r>
-        <w:t xml:space="preserve">The editor also auto-converts it to a hyperlink, which may be the cause.</w:t>
-      </w:r>
-      <w:r>
-        <w:t xml:space="preserve"> </w:t>
-      </w:r>
-      <w:r>
-        <w:rPr>
-          <w:b/>
-          <w:bCs/>
-        </w:rPr>
-        <w:t xml:space="preserve">WF-02’s Day 1 internal notification carries the same field</w:t>
-      </w:r>
-      <w:r>
-        <w:t xml:space="preserve">, so its</w:t>
-      </w:r>
-      <w:r>
-        <w:t xml:space="preserve"> </w:t>
-      </w:r>
-      <w:r>
-        <w:t xml:space="preserve">“View contact in GHL”</w:t>
-      </w:r>
-      <w:r>
-        <w:t xml:space="preserve"> </w:t>
-      </w:r>
-      <w:r>
-        <w:t xml:space="preserve">line may have been rendering blank or literal in every consumer-lead notification. Unchecked as of this writing.</w:t>
+        <w:t xml:space="preserve">, not the field.</w:t>
+      </w:r>
+      <w:r>
+        <w:t xml:space="preserve"> </w:t>
+      </w:r>
+      <w:r>
+        <w:t xml:space="preserve">Resolved Aug 4. The field is valid: WF-02’s Day 1 notification uses it and saves clean. What fails is the rich-text editor auto-converting it to a hyperlink when you press space or Enter straight after the closing braces, which wraps the merge field in an</w:t>
+      </w:r>
+      <w:r>
+        <w:t xml:space="preserve"> </w:t>
+      </w:r>
+      <w:r>
+        <w:rPr>
+          <w:rStyle w:val="VerbatimChar"/>
+        </w:rPr>
+        <w:t xml:space="preserve">&lt;a&gt;</w:t>
+      </w:r>
+      <w:r>
+        <w:t xml:space="preserve"> </w:t>
+      </w:r>
+      <w:r>
+        <w:t xml:space="preserve">tag and trips the validator.</w:t>
+      </w:r>
+    </w:p>
+    <w:p>
+      <w:pPr>
+        <w:pStyle w:val="BodyText"/>
+      </w:pPr>
+      <w:r>
+        <w:rPr>
+          <w:b/>
+          <w:bCs/>
+        </w:rPr>
+        <w:t xml:space="preserve">To insert it:</w:t>
+      </w:r>
+      <w:r>
+        <w:t xml:space="preserve"> </w:t>
+      </w:r>
+      <w:r>
+        <w:t xml:space="preserve">type the line, then click elsewhere in the box rather than pressing space or Enter. Or use the</w:t>
+      </w:r>
+      <w:r>
+        <w:t xml:space="preserve"> </w:t>
+      </w:r>
+      <w:r>
+        <w:rPr>
+          <w:rStyle w:val="VerbatimChar"/>
+        </w:rPr>
+        <w:t xml:space="preserve">&lt;/&gt;</w:t>
+      </w:r>
+      <w:r>
+        <w:t xml:space="preserve"> </w:t>
+      </w:r>
+      <w:r>
+        <w:t xml:space="preserve">source view, where nothing is auto-formatted. Black text means it went in clean; blue and underlined means unlink it and try again.</w:t>
       </w:r>
     </w:p>
     <w:p>

--- a/campaigns/WF-35-customer-replied.docx
+++ b/campaigns/WF-35-customer-replied.docx
@@ -189,6 +189,82 @@
     <w:p>
       <w:pPr>
         <w:pStyle w:val="FirstParagraph"/>
+      </w:pPr>
+      <w:r>
+        <w:rPr>
+          <w:b/>
+          <w:bCs/>
+        </w:rPr>
+        <w:t xml:space="preserve">Calls and voicemails also fire this workflow, and that is a known live issue (Aug 7).</w:t>
+      </w:r>
+      <w:r>
+        <w:t xml:space="preserve"> </w:t>
+      </w:r>
+      <w:r>
+        <w:t xml:space="preserve">With no filter, an inbound call triggers it and</w:t>
+      </w:r>
+      <w:r>
+        <w:t xml:space="preserve"> </w:t>
+      </w:r>
+      <w:r>
+        <w:rPr>
+          <w:rStyle w:val="VerbatimChar"/>
+        </w:rPr>
+        <w:t xml:space="preserve">{{message.body}}</w:t>
+      </w:r>
+      <w:r>
+        <w:t xml:space="preserve"> </w:t>
+      </w:r>
+      <w:r>
+        <w:t xml:space="preserve">renders as the literal string</w:t>
+      </w:r>
+      <w:r>
+        <w:t xml:space="preserve"> </w:t>
+      </w:r>
+      <w:r>
+        <w:rPr>
+          <w:rStyle w:val="VerbatimChar"/>
+        </w:rPr>
+        <w:t xml:space="preserve">undefined</w:t>
+      </w:r>
+      <w:r>
+        <w:t xml:space="preserve">, since there is no message. Four spam voicemails produced four such notifications.</w:t>
+      </w:r>
+      <w:r>
+        <w:t xml:space="preserve"> </w:t>
+      </w:r>
+      <w:r>
+        <w:rPr>
+          <w:b/>
+          <w:bCs/>
+        </w:rPr>
+        <w:t xml:space="preserve">The fix is NOT to filter the call channel out.</w:t>
+      </w:r>
+      <w:r>
+        <w:t xml:space="preserve"> </w:t>
+      </w:r>
+      <w:r>
+        <w:t xml:space="preserve">Those same notifications are what surfaced a silenced business line that was swallowing every inbound call, so filtering would restore exactly the silence that had to be found by accident. Branch on an empty message body and send a call-specific notification naming the number. Tracked in</w:t>
+      </w:r>
+      <w:r>
+        <w:t xml:space="preserve"> </w:t>
+      </w:r>
+      <w:r>
+        <w:rPr>
+          <w:rStyle w:val="VerbatimChar"/>
+        </w:rPr>
+        <w:t xml:space="preserve">Enyrgy_Master_TODO.md</w:t>
+      </w:r>
+      <w:r>
+        <w:t xml:space="preserve"> </w:t>
+      </w:r>
+      <w:r>
+        <w:t xml:space="preserve">section 4e-2.</w:t>
+      </w:r>
+    </w:p>
+    <w:p>
+      <w:pPr>
+        <w:pStyle w:val="BodyText"/>
       </w:pPr>
       <w:r>
         <w:rPr>

--- a/campaigns/WF-35-customer-replied.docx
+++ b/campaigns/WF-35-customer-replied.docx
@@ -2,7 +2,7 @@
 <file path=word/document.xml><?xml version="1.0" encoding="utf-8"?>
 <w:document xmlns:w="http://schemas.openxmlformats.org/wordprocessingml/2006/main" xmlns:m="http://schemas.openxmlformats.org/officeDocument/2006/math" xmlns:r="http://schemas.openxmlformats.org/officeDocument/2006/relationships" xmlns:o="urn:schemas-microsoft-com:office:office" xmlns:v="urn:schemas-microsoft-com:vml" xmlns:w10="urn:schemas-microsoft-com:office:word" xmlns:a="http://schemas.openxmlformats.org/drawingml/2006/main" xmlns:pic="http://schemas.openxmlformats.org/drawingml/2006/picture" xmlns:wp="http://schemas.openxmlformats.org/drawingml/2006/wordprocessingDrawing">
   <w:body>
-    <w:bookmarkStart w:id="12" w:name="wf-35-customer-replied-notification"/>
+    <w:bookmarkStart w:id="13" w:name="wf-35-customer-replied-notification"/>
     <w:p>
       <w:pPr>
         <w:pStyle w:val="Heading1"/>
@@ -165,7 +165,7 @@
         <w:rPr>
           <w:rStyle w:val="VerbatimChar"/>
         </w:rPr>
-        <w:t xml:space="preserve">  -&gt; If/Else "Has Assigned User"</w:t>
+        <w:t xml:space="preserve">  -&gt; If/Else "Has Assigned User"   (branches evaluated top to bottom, first match wins)</w:t>
       </w:r>
       <w:r>
         <w:br/>
@@ -174,7 +174,7 @@
         <w:rPr>
           <w:rStyle w:val="VerbatimChar"/>
         </w:rPr>
-        <w:t xml:space="preserve">       |- Has Owner (Assigned user  Is not empty)  -&gt; Notify Assigned User</w:t>
+        <w:t xml:space="preserve">       |- 1. Call or Voicemail  (Replied message  Is empty)      -&gt; Notify Scott, Inbound Call</w:t>
       </w:r>
       <w:r>
         <w:br/>
@@ -183,7 +183,16 @@
         <w:rPr>
           <w:rStyle w:val="VerbatimChar"/>
         </w:rPr>
-        <w:t xml:space="preserve">       |- None                                     -&gt; Notify Scott, No Owner</w:t>
+        <w:t xml:space="preserve">       |- 2. Has Owner          (Assigned user  Is not empty)    -&gt; Notify Assigned User</w:t>
+      </w:r>
+      <w:r>
+        <w:br/>
+      </w:r>
+      <w:r>
+        <w:rPr>
+          <w:rStyle w:val="VerbatimChar"/>
+        </w:rPr>
+        <w:t xml:space="preserve">       |- 3. None                                                -&gt; Notify Scott, No Owner</w:t>
       </w:r>
     </w:p>
     <w:p>
@@ -195,13 +204,138 @@
           <w:b/>
           <w:bCs/>
         </w:rPr>
-        <w:t xml:space="preserve">Calls and voicemails also fire this workflow, and that is a known live issue (Aug 7).</w:t>
-      </w:r>
-      <w:r>
-        <w:t xml:space="preserve"> </w:t>
-      </w:r>
-      <w:r>
-        <w:t xml:space="preserve">With no filter, an inbound call triggers it and</w:t>
+        <w:t xml:space="preserve">Branch order is the design, not a detail.</w:t>
+      </w:r>
+      <w:r>
+        <w:t xml:space="preserve"> </w:t>
+      </w:r>
+      <w:r>
+        <w:t xml:space="preserve">GHL takes the first matching branch. If</w:t>
+      </w:r>
+      <w:r>
+        <w:t xml:space="preserve"> </w:t>
+      </w:r>
+      <w:r>
+        <w:rPr>
+          <w:rStyle w:val="VerbatimChar"/>
+        </w:rPr>
+        <w:t xml:space="preserve">Call or Voicemail</w:t>
+      </w:r>
+      <w:r>
+        <w:t xml:space="preserve"> </w:t>
+      </w:r>
+      <w:r>
+        <w:t xml:space="preserve">sat second, a call from a contact who happens to have an owner would fall into</w:t>
+      </w:r>
+      <w:r>
+        <w:t xml:space="preserve"> </w:t>
+      </w:r>
+      <w:r>
+        <w:rPr>
+          <w:rStyle w:val="VerbatimChar"/>
+        </w:rPr>
+        <w:t xml:space="preserve">Has Owner</w:t>
+      </w:r>
+      <w:r>
+        <w:t xml:space="preserve"> </w:t>
+      </w:r>
+      <w:r>
+        <w:t xml:space="preserve">and produce the</w:t>
+      </w:r>
+      <w:r>
+        <w:t xml:space="preserve"> </w:t>
+      </w:r>
+      <w:r>
+        <w:rPr>
+          <w:rStyle w:val="VerbatimChar"/>
+        </w:rPr>
+        <w:t xml:space="preserve">undefined</w:t>
+      </w:r>
+      <w:r>
+        <w:t xml:space="preserve"> </w:t>
+      </w:r>
+      <w:r>
+        <w:t xml:space="preserve">notification again, just rarely enough to be hard to spot.</w:t>
+      </w:r>
+    </w:p>
+    <w:p>
+      <w:pPr>
+        <w:pStyle w:val="BodyText"/>
+      </w:pPr>
+      <w:r>
+        <w:rPr>
+          <w:b/>
+          <w:bCs/>
+        </w:rPr>
+        <w:t xml:space="preserve">The condition field is</w:t>
+      </w:r>
+      <w:r>
+        <w:rPr>
+          <w:b/>
+          <w:bCs/>
+        </w:rPr>
+        <w:t xml:space="preserve"> </w:t>
+      </w:r>
+      <w:r>
+        <w:rPr>
+          <w:rStyle w:val="VerbatimChar"/>
+          <w:b/>
+          <w:bCs/>
+        </w:rPr>
+        <w:t xml:space="preserve">Replied message</w:t>
+      </w:r>
+      <w:r>
+        <w:rPr>
+          <w:b/>
+          <w:bCs/>
+        </w:rPr>
+        <w:t xml:space="preserve">, operator</w:t>
+      </w:r>
+      <w:r>
+        <w:rPr>
+          <w:b/>
+          <w:bCs/>
+        </w:rPr>
+        <w:t xml:space="preserve"> </w:t>
+      </w:r>
+      <w:r>
+        <w:rPr>
+          <w:rStyle w:val="VerbatimChar"/>
+          <w:b/>
+          <w:bCs/>
+        </w:rPr>
+        <w:t xml:space="preserve">Is empty</w:t>
+      </w:r>
+      <w:r>
+        <w:rPr>
+          <w:b/>
+          <w:bCs/>
+        </w:rPr>
+        <w:t xml:space="preserve">.</w:t>
+      </w:r>
+      <w:r>
+        <w:t xml:space="preserve"> </w:t>
+      </w:r>
+      <w:r>
+        <w:t xml:space="preserve">A call or voicemail carries no message text and matches; an email or SMS reply does not.</w:t>
+      </w:r>
+    </w:p>
+    <w:p>
+      <w:pPr>
+        <w:pStyle w:val="BodyText"/>
+      </w:pPr>
+      <w:r>
+        <w:rPr>
+          <w:b/>
+          <w:bCs/>
+        </w:rPr>
+        <w:t xml:space="preserve">Calls and voicemails fire this workflow too, and are handled on their own branch (built Aug 7).</w:t>
+      </w:r>
+      <w:r>
+        <w:t xml:space="preserve"> </w:t>
+      </w:r>
+      <w:r>
+        <w:t xml:space="preserve">With no trigger filter an inbound call triggers Customer Replied, and</w:t>
       </w:r>
       <w:r>
         <w:t xml:space="preserve"> </w:t>
@@ -228,38 +362,28 @@
         <w:t xml:space="preserve">undefined</w:t>
       </w:r>
       <w:r>
-        <w:t xml:space="preserve">, since there is no message. Four spam voicemails produced four such notifications.</w:t>
-      </w:r>
-      <w:r>
-        <w:t xml:space="preserve"> </w:t>
-      </w:r>
-      <w:r>
-        <w:rPr>
-          <w:b/>
-          <w:bCs/>
-        </w:rPr>
-        <w:t xml:space="preserve">The fix is NOT to filter the call channel out.</w:t>
-      </w:r>
-      <w:r>
-        <w:t xml:space="preserve"> </w:t>
-      </w:r>
-      <w:r>
-        <w:t xml:space="preserve">Those same notifications are what surfaced a silenced business line that was swallowing every inbound call, so filtering would restore exactly the silence that had to be found by accident. Branch on an empty message body and send a call-specific notification naming the number. Tracked in</w:t>
-      </w:r>
-      <w:r>
-        <w:t xml:space="preserve"> </w:t>
-      </w:r>
-      <w:r>
-        <w:rPr>
-          <w:rStyle w:val="VerbatimChar"/>
-        </w:rPr>
-        <w:t xml:space="preserve">Enyrgy_Master_TODO.md</w:t>
-      </w:r>
-      <w:r>
-        <w:t xml:space="preserve"> </w:t>
-      </w:r>
-      <w:r>
-        <w:t xml:space="preserve">section 4e-2.</w:t>
+        <w:t xml:space="preserve"> </w:t>
+      </w:r>
+      <w:r>
+        <w:t xml:space="preserve">because there is no message. Four spam voicemails produced four such notifications.</w:t>
+      </w:r>
+    </w:p>
+    <w:p>
+      <w:pPr>
+        <w:pStyle w:val="BodyText"/>
+      </w:pPr>
+      <w:r>
+        <w:rPr>
+          <w:b/>
+          <w:bCs/>
+        </w:rPr>
+        <w:t xml:space="preserve">Fixing it by filtering the call channel out would have been the wrong move, and the reason is worth keeping.</w:t>
+      </w:r>
+      <w:r>
+        <w:t xml:space="preserve"> </w:t>
+      </w:r>
+      <w:r>
+        <w:t xml:space="preserve">Those useless notifications are the only thing that surfaced a silenced business line swallowing every inbound call. Filtering would have restored exactly the silence that had to be found by accident. So calls stay in scope and get a branch of their own instead.</w:t>
       </w:r>
     </w:p>
     <w:p>
@@ -321,13 +445,13 @@
       </w:r>
     </w:p>
     <w:bookmarkEnd w:id="9"/>
-    <w:bookmarkStart w:id="10" w:name="branch-1-has-owner-internal-notification"/>
+    <w:bookmarkStart w:id="10" w:name="branch-2-has-owner-internal-notification"/>
     <w:p>
       <w:pPr>
         <w:pStyle w:val="Heading2"/>
       </w:pPr>
       <w:r>
-        <w:t xml:space="preserve">Branch 1, Has Owner | Internal Notification</w:t>
+        <w:t xml:space="preserve">Branch 2, Has Owner | Internal Notification</w:t>
       </w:r>
     </w:p>
     <w:p>
@@ -469,13 +593,252 @@
       </w:r>
     </w:p>
     <w:bookmarkEnd w:id="10"/>
-    <w:bookmarkStart w:id="11" w:name="branch-2-none-internal-notification"/>
+    <w:bookmarkStart w:id="11" w:name="X886c9f1dcea8b5a622725fed0b231f569257f20"/>
     <w:p>
       <w:pPr>
         <w:pStyle w:val="Heading2"/>
       </w:pPr>
       <w:r>
-        <w:t xml:space="preserve">Branch 2, None | Internal Notification</w:t>
+        <w:t xml:space="preserve">Branch 1, Call or Voicemail | Internal Notification</w:t>
+      </w:r>
+    </w:p>
+    <w:p>
+      <w:pPr>
+        <w:pStyle w:val="FirstParagraph"/>
+      </w:pPr>
+      <w:r>
+        <w:rPr>
+          <w:b/>
+          <w:bCs/>
+        </w:rPr>
+        <w:t xml:space="preserve">Condition:</w:t>
+      </w:r>
+      <w:r>
+        <w:t xml:space="preserve"> </w:t>
+      </w:r>
+      <w:r>
+        <w:rPr>
+          <w:rStyle w:val="VerbatimChar"/>
+        </w:rPr>
+        <w:t xml:space="preserve">Replied message</w:t>
+      </w:r>
+      <w:r>
+        <w:t xml:space="preserve"> </w:t>
+      </w:r>
+      <w:r>
+        <w:rPr>
+          <w:rStyle w:val="VerbatimChar"/>
+        </w:rPr>
+        <w:t xml:space="preserve">Is empty</w:t>
+      </w:r>
+      <w:r>
+        <w:t xml:space="preserve"> </w:t>
+      </w:r>
+      <w:r>
+        <w:rPr>
+          <w:b/>
+          <w:bCs/>
+        </w:rPr>
+        <w:t xml:space="preserve">To User Type:</w:t>
+      </w:r>
+      <w:r>
+        <w:t xml:space="preserve"> </w:t>
+      </w:r>
+      <w:r>
+        <w:t xml:space="preserve">Particular user -&gt; Scott Hansbury</w:t>
+      </w:r>
+      <w:r>
+        <w:t xml:space="preserve"> </w:t>
+      </w:r>
+      <w:r>
+        <w:rPr>
+          <w:b/>
+          <w:bCs/>
+        </w:rPr>
+        <w:t xml:space="preserve">Subject:</w:t>
+      </w:r>
+      <w:r>
+        <w:t xml:space="preserve"> </w:t>
+      </w:r>
+      <w:r>
+        <w:rPr>
+          <w:rStyle w:val="VerbatimChar"/>
+        </w:rPr>
+        <w:t xml:space="preserve">Inbound call: {{contact.phone}}</w:t>
+      </w:r>
+    </w:p>
+    <w:p>
+      <w:pPr>
+        <w:pStyle w:val="SourceCode"/>
+      </w:pPr>
+      <w:r>
+        <w:rPr>
+          <w:rStyle w:val="VerbatimChar"/>
+        </w:rPr>
+        <w:t xml:space="preserve">An inbound call was logged on the business line.</w:t>
+      </w:r>
+      <w:r>
+        <w:br/>
+      </w:r>
+      <w:r>
+        <w:br/>
+      </w:r>
+      <w:r>
+        <w:rPr>
+          <w:rStyle w:val="VerbatimChar"/>
+        </w:rPr>
+        <w:t xml:space="preserve">Phone: {{contact.phone}}</w:t>
+      </w:r>
+      <w:r>
+        <w:br/>
+      </w:r>
+      <w:r>
+        <w:rPr>
+          <w:rStyle w:val="VerbatimChar"/>
+        </w:rPr>
+        <w:t xml:space="preserve">Name: {{contact.first_name}} {{contact.last_name}}</w:t>
+      </w:r>
+      <w:r>
+        <w:br/>
+      </w:r>
+      <w:r>
+        <w:rPr>
+          <w:rStyle w:val="VerbatimChar"/>
+        </w:rPr>
+        <w:t xml:space="preserve">Email: {{contact.email}}</w:t>
+      </w:r>
+      <w:r>
+        <w:br/>
+      </w:r>
+      <w:r>
+        <w:br/>
+      </w:r>
+      <w:r>
+        <w:rPr>
+          <w:rStyle w:val="VerbatimChar"/>
+        </w:rPr>
+        <w:t xml:space="preserve">If you did not take it, there is likely a voicemail waiting.</w:t>
+      </w:r>
+      <w:r>
+        <w:br/>
+      </w:r>
+      <w:r>
+        <w:br/>
+      </w:r>
+      <w:r>
+        <w:rPr>
+          <w:rStyle w:val="VerbatimChar"/>
+        </w:rPr>
+        <w:t xml:space="preserve">Open the conversation: {{contact.link}}</w:t>
+      </w:r>
+      <w:r>
+        <w:br/>
+      </w:r>
+      <w:r>
+        <w:rPr>
+          <w:rStyle w:val="VerbatimChar"/>
+        </w:rPr>
+        <w:t xml:space="preserve">Replying to this notification does not reach them.</w:t>
+      </w:r>
+    </w:p>
+    <w:p>
+      <w:pPr>
+        <w:pStyle w:val="FirstParagraph"/>
+      </w:pPr>
+      <w:r>
+        <w:rPr>
+          <w:b/>
+          <w:bCs/>
+        </w:rPr>
+        <w:t xml:space="preserve">It says</w:t>
+      </w:r>
+      <w:r>
+        <w:rPr>
+          <w:b/>
+          <w:bCs/>
+        </w:rPr>
+        <w:t xml:space="preserve"> </w:t>
+      </w:r>
+      <w:r>
+        <w:rPr>
+          <w:b/>
+          <w:bCs/>
+        </w:rPr>
+        <w:t xml:space="preserve">“was logged”</w:t>
+      </w:r>
+      <w:r>
+        <w:rPr>
+          <w:b/>
+          <w:bCs/>
+        </w:rPr>
+        <w:t xml:space="preserve">, not</w:t>
+      </w:r>
+      <w:r>
+        <w:rPr>
+          <w:b/>
+          <w:bCs/>
+        </w:rPr>
+        <w:t xml:space="preserve"> </w:t>
+      </w:r>
+      <w:r>
+        <w:rPr>
+          <w:b/>
+          <w:bCs/>
+        </w:rPr>
+        <w:t xml:space="preserve">“went to voicemail”</w:t>
+      </w:r>
+      <w:r>
+        <w:rPr>
+          <w:b/>
+          <w:bCs/>
+        </w:rPr>
+        <w:t xml:space="preserve">.</w:t>
+      </w:r>
+      <w:r>
+        <w:t xml:space="preserve"> </w:t>
+      </w:r>
+      <w:r>
+        <w:t xml:space="preserve">Customer Replied fires on the call event whether or not the call was answered, so asserting voicemail would sometimes be wrong.</w:t>
+      </w:r>
+    </w:p>
+    <w:p>
+      <w:pPr>
+        <w:pStyle w:val="BodyText"/>
+      </w:pPr>
+      <w:r>
+        <w:rPr>
+          <w:b/>
+          <w:bCs/>
+        </w:rPr>
+        <w:t xml:space="preserve">Notifying Scott rather than the assigned owner is deliberate for v1.</w:t>
+      </w:r>
+      <w:r>
+        <w:t xml:space="preserve"> </w:t>
+      </w:r>
+      <w:r>
+        <w:t xml:space="preserve">The line is named</w:t>
+      </w:r>
+      <w:r>
+        <w:t xml:space="preserve"> </w:t>
+      </w:r>
+      <w:r>
+        <w:t xml:space="preserve">“Scott’s number”</w:t>
+      </w:r>
+      <w:r>
+        <w:t xml:space="preserve"> </w:t>
+      </w:r>
+      <w:r>
+        <w:t xml:space="preserve">in GHL and calls to it are his. When a second sender is added this becomes a nested branch.</w:t>
+      </w:r>
+    </w:p>
+    <w:bookmarkEnd w:id="11"/>
+    <w:bookmarkStart w:id="12" w:name="branch-3-none-internal-notification"/>
+    <w:p>
+      <w:pPr>
+        <w:pStyle w:val="Heading2"/>
+      </w:pPr>
+      <w:r>
+        <w:t xml:space="preserve">Branch 3, None | Internal Notification</w:t>
       </w:r>
     </w:p>
     <w:p>
@@ -702,9 +1065,9 @@
         </w:pict>
       </w:r>
     </w:p>
-    <w:bookmarkEnd w:id="11"/>
     <w:bookmarkEnd w:id="12"/>
-    <w:bookmarkStart w:id="13" w:name="what-the-build-proved"/>
+    <w:bookmarkEnd w:id="13"/>
+    <w:bookmarkStart w:id="14" w:name="what-the-build-proved"/>
     <w:p>
       <w:pPr>
         <w:pStyle w:val="Heading1"/>
@@ -871,8 +1234,8 @@
         </w:pict>
       </w:r>
     </w:p>
-    <w:bookmarkEnd w:id="13"/>
-    <w:bookmarkStart w:id="14" w:name="known-issues"/>
+    <w:bookmarkEnd w:id="14"/>
+    <w:bookmarkStart w:id="15" w:name="known-issues"/>
     <w:p>
       <w:pPr>
         <w:pStyle w:val="Heading1"/>
@@ -990,8 +1353,8 @@
         </w:pict>
       </w:r>
     </w:p>
-    <w:bookmarkEnd w:id="14"/>
-    <w:bookmarkStart w:id="15" w:name="test-log-2026-08-03"/>
+    <w:bookmarkEnd w:id="15"/>
+    <w:bookmarkStart w:id="16" w:name="test-log-2026-08-03"/>
     <w:p>
       <w:pPr>
         <w:pStyle w:val="Heading1"/>
@@ -1280,6 +1643,131 @@
           </w:p>
         </w:tc>
       </w:tr>
+      <w:tr>
+        <w:tc>
+          <w:tcPr/>
+          <w:p>
+            <w:pPr>
+              <w:pStyle w:val="Compact"/>
+            </w:pPr>
+            <w:r>
+              <w:t xml:space="preserve">Aug 7, AM</w:t>
+            </w:r>
+          </w:p>
+        </w:tc>
+        <w:tc>
+          <w:tcPr/>
+          <w:p>
+            <w:pPr>
+              <w:pStyle w:val="Compact"/>
+            </w:pPr>
+            <w:r>
+              <w:t xml:space="preserve">Four inbound spam voicemails, before the call branch existed</w:t>
+            </w:r>
+          </w:p>
+        </w:tc>
+        <w:tc>
+          <w:tcPr/>
+          <w:p>
+            <w:pPr>
+              <w:pStyle w:val="Compact"/>
+            </w:pPr>
+            <w:r>
+              <w:t xml:space="preserve">Four notifications reading</w:t>
+            </w:r>
+            <w:r>
+              <w:t xml:space="preserve"> </w:t>
+            </w:r>
+            <w:r>
+              <w:rPr>
+                <w:rStyle w:val="VerbatimChar"/>
+              </w:rPr>
+              <w:t xml:space="preserve">NO OWNER: Reply from</w:t>
+            </w:r>
+            <w:r>
+              <w:t xml:space="preserve"> </w:t>
+            </w:r>
+            <w:r>
+              <w:t xml:space="preserve">with an empty name and</w:t>
+            </w:r>
+            <w:r>
+              <w:t xml:space="preserve"> </w:t>
+            </w:r>
+            <w:r>
+              <w:rPr>
+                <w:rStyle w:val="VerbatimChar"/>
+              </w:rPr>
+              <w:t xml:space="preserve">undefined</w:t>
+            </w:r>
+            <w:r>
+              <w:t xml:space="preserve"> </w:t>
+            </w:r>
+            <w:r>
+              <w:t xml:space="preserve">as the body. Led to the call branch and, indirectly, to the silenced-business-line finding.</w:t>
+            </w:r>
+          </w:p>
+        </w:tc>
+      </w:tr>
+      <w:tr>
+        <w:tc>
+          <w:tcPr/>
+          <w:p>
+            <w:pPr>
+              <w:pStyle w:val="Compact"/>
+            </w:pPr>
+            <w:r>
+              <w:t xml:space="preserve">Aug 7, PM</w:t>
+            </w:r>
+          </w:p>
+        </w:tc>
+        <w:tc>
+          <w:tcPr/>
+          <w:p>
+            <w:pPr>
+              <w:pStyle w:val="Compact"/>
+            </w:pPr>
+            <w:r>
+              <w:t xml:space="preserve">Live call to 888-316-1695 from Scott’s mobile, allowed to reach voicemail</w:t>
+            </w:r>
+          </w:p>
+        </w:tc>
+        <w:tc>
+          <w:tcPr/>
+          <w:p>
+            <w:pPr>
+              <w:pStyle w:val="Compact"/>
+            </w:pPr>
+            <w:r>
+              <w:t xml:space="preserve">Phone rang showing 888-316-1695, and the notification arrived as</w:t>
+            </w:r>
+            <w:r>
+              <w:t xml:space="preserve"> </w:t>
+            </w:r>
+            <w:r>
+              <w:rPr>
+                <w:rStyle w:val="VerbatimChar"/>
+              </w:rPr>
+              <w:t xml:space="preserve">Inbound call:</w:t>
+            </w:r>
+            <w:r>
+              <w:t xml:space="preserve"> </w:t>
+            </w:r>
+            <w:r>
+              <w:t xml:space="preserve">with the number populated.</w:t>
+            </w:r>
+            <w:r>
+              <w:t xml:space="preserve"> </w:t>
+            </w:r>
+            <w:r>
+              <w:rPr>
+                <w:b/>
+                <w:bCs/>
+              </w:rPr>
+              <w:t xml:space="preserve">Confirms both the branch order and the caller-ID fix in one test.</w:t>
+            </w:r>
+          </w:p>
+        </w:tc>
+      </w:tr>
     </w:tbl>
     <w:p>
       <w:pPr>
@@ -1507,7 +1995,7 @@
         <w:t xml:space="preserve">and may not register as a reply. Keeping In-App on costs nothing, ends the inbox duplication, and leaves a bell that would catch anything WF-35 misses.</w:t>
       </w:r>
     </w:p>
-    <w:bookmarkEnd w:id="15"/>
+    <w:bookmarkEnd w:id="16"/>
     <w:sectPr>
       <w:footnotePr>
         <w:numRestart w:val="eachSect"/>
